--- a/backend/service-agreements/templates/service-agreement-v1.0.1.docx
+++ b/backend/service-agreements/templates/service-agreement-v1.0.1.docx
@@ -9500,7 +9500,7 @@
       <w:headerReference w:type="default" r:id="rId25"/>
       <w:footerReference w:type="default" r:id="rId26"/>
       <w:pgSz w:w="11906" w:h="16838" w:orient="portrait" w:code="1"/>
-      <w:pgMar w:top="893" w:right="1094" w:bottom="835" w:left="1094" w:header="317" w:footer="346" w:gutter="0"/>
+      <w:pgMar w:top="1800" w:right="1094" w:bottom="835" w:left="1094" w:header="317" w:footer="346" w:gutter="0"/>
       <w:cols w:space="720"/>
       <w:titlePg/>
       <w:docGrid w:linePitch="326"/>
